--- a/src/Reports/Layouts/ProFormaInv.docx
+++ b/src/Reports/Layouts/ProFormaInv.docx
@@ -68,6 +68,8 @@
  
          < C o m p a n y V A T R e g N o > C o m p a n y V A T R e g N o < / C o m p a n y V A T R e g N o >   
+         < C o m p a n y _ B a n k _ A c c o u n t _ C o d e > C o m p a n y _ B a n k _ A c c o u n t _ C o d e < / C o m p a n y _ B a n k _ A c c o u n t _ C o d e > + 
          < C o u n t r y O f M a n u f a c t u c t u r e L b l > C o u n t r y O f M a n u f a c t u c t u r e L b l < / C o u n t r y O f M a n u f a c t u c t u r e L b l >   
          < C u r r e n c y > C u r r e n c y < / C u r r e n c y > @@ -219,6 +221,12 @@
  
      < T o o l t i p s >   
+         < T o o l t i p   c o l u m n = " C o m p a n y _ B a n k _ A c c o u n t _ C o d e "   E l e m e n t I d = " 6 1 5 1 3 7 5 6 7 " > + 
+             < T o o l t i p T e x t   l a n g = " e n - U S " > S p e c i f i e s   t h e   b a n k   a c c o u n t   t o   u s e   f o r   b a n k   i n f o r m a t i o n   w h e n   t h e   d o c u m e n t   i s   p r i n t e d . < / T o o l t i p T e x t > + 
+         < / T o o l t i p > + 
          < T o o l t i p   c o l u m n = " S e l l T o C o n t a c t P h o n e N o "   E l e m e n t I d = " 1 6 1 3 8 2 2 4 8 3 " >   
              < T o o l t i p T e x t   l a n g = " e n - U S " > S p e c i f i e s   t h e   c o n t a c t ' s   p h o n e   n u m b e r . < / T o o l t i p T e x t > @@ -352,6 +360,8 @@
          < C o m p a n y P i c t u r e   E l e m e n t T y p e = " C o l u m n "   E l e m e n t I d = " 1 3 9 7 4 1 1 0 7 4 "   D a t a T y p e = " B l o b "   / >   
          < C o m p a n y V A T R e g N o   E l e m e n t T y p e = " C o l u m n "   E l e m e n t I d = " 1 7 1 4 3 1 9 3 6 "   D a t a T y p e = " T e x t " > C o m p a n y V A T R e g N o < / C o m p a n y V A T R e g N o > + 
+         < C o m p a n y _ B a n k _ A c c o u n t _ C o d e   E l e m e n t T y p e = " C o l u m n "   E l e m e n t I d = " 6 1 5 1 3 7 5 6 7 "   D a t a T y p e = " C o d e " > C o m p a n y _ B a n k _ A c c o u n t _ C o d e < / C o m p a n y _ B a n k _ A c c o u n t _ C o d e >   
          < C o u n t r y O f M a n u f a c t u c t u r e L b l   E l e m e n t T y p e = " C o l u m n "   E l e m e n t I d = " 6 8 3 0 8 4 6 7 9 "   D a t a T y p e = " L a b e l " > C o u n t r y O f M a n u f a c t u c t u r e L b l < / C o u n t r y O f M a n u f a c t u c t u r e L b l >   
